--- a/public/templates/beautiful-creations/tender/TENDER SECURING DECLARATION.docx
+++ b/public/templates/beautiful-creations/tender/TENDER SECURING DECLARATION.docx
@@ -768,7 +768,7 @@
           <w:sz w:val="24"/>
           <w:szCs w:val="24"/>
         </w:rPr>
-        <w:t>19</w:t>
+        <w:t>{{dateDay}}{{daySuffix}} {{dateMonth}}, {{dateYear}}</w:t>
       </w:r>
       <w:r>
         <w:rPr>
@@ -777,7 +777,7 @@
           <w:szCs w:val="24"/>
           <w:vertAlign w:val="superscript"/>
         </w:rPr>
-        <w:t>th</w:t>
+        <w:t/>
       </w:r>
       <w:r>
         <w:rPr>
@@ -785,7 +785,7 @@
           <w:sz w:val="24"/>
           <w:szCs w:val="24"/>
         </w:rPr>
-        <w:t xml:space="preserve"> February</w:t>
+        <w:t xml:space="preserve"/>
       </w:r>
       <w:r>
         <w:rPr>
@@ -793,7 +793,7 @@
           <w:sz w:val="24"/>
           <w:szCs w:val="24"/>
         </w:rPr>
-        <w:t>, 202</w:t>
+        <w:t/>
       </w:r>
       <w:r>
         <w:rPr>
@@ -801,7 +801,7 @@
           <w:sz w:val="24"/>
           <w:szCs w:val="24"/>
         </w:rPr>
-        <w:t>6</w:t>
+        <w:t/>
       </w:r>
     </w:p>
     <w:p>
@@ -883,7 +883,7 @@
           <w:sz w:val="26"/>
           <w:szCs w:val="26"/>
         </w:rPr>
-        <w:t>19</w:t>
+        <w:t>{{dateDay}}{{daySuffix}} {{dateMonth}}, {{dateYear}}</w:t>
       </w:r>
       <w:r>
         <w:rPr>
@@ -895,7 +895,7 @@
           <w:szCs w:val="26"/>
           <w:vertAlign w:val="superscript"/>
         </w:rPr>
-        <w:t>th</w:t>
+        <w:t/>
       </w:r>
       <w:r>
         <w:rPr>
@@ -906,7 +906,7 @@
           <w:sz w:val="26"/>
           <w:szCs w:val="26"/>
         </w:rPr>
-        <w:t xml:space="preserve"> February</w:t>
+        <w:t xml:space="preserve"/>
       </w:r>
       <w:r>
         <w:rPr>
@@ -917,7 +917,7 @@
           <w:sz w:val="26"/>
           <w:szCs w:val="26"/>
         </w:rPr>
-        <w:t>, 202</w:t>
+        <w:t/>
       </w:r>
       <w:r>
         <w:rPr>
@@ -928,7 +928,7 @@
           <w:sz w:val="26"/>
           <w:szCs w:val="26"/>
         </w:rPr>
-        <w:t>6</w:t>
+        <w:t/>
       </w:r>
     </w:p>
     <w:p>
@@ -969,7 +969,7 @@
           <w:sz w:val="26"/>
           <w:szCs w:val="26"/>
         </w:rPr>
-        <w:t>CR/SLCH/GD/001/25</w:t>
+        <w:t>{{sqNumber}}</w:t>
       </w:r>
     </w:p>
     <w:p>
@@ -1011,7 +1011,7 @@
           <w:sz w:val="26"/>
           <w:szCs w:val="26"/>
         </w:rPr>
-        <w:t xml:space="preserve">ST. </w:t>
+        <w:t xml:space="preserve">{{hospitalName}}</w:t>
       </w:r>
       <w:r>
         <w:rPr>
@@ -1020,7 +1020,7 @@
           <w:sz w:val="26"/>
           <w:szCs w:val="26"/>
         </w:rPr>
-        <w:t>LUKE’S</w:t>
+        <w:t/>
       </w:r>
       <w:r>
         <w:rPr>
@@ -1029,7 +1029,7 @@
           <w:sz w:val="26"/>
           <w:szCs w:val="26"/>
         </w:rPr>
-        <w:t xml:space="preserve"> CATHOLIC HOSPITAL</w:t>
+        <w:t xml:space="preserve"/>
       </w:r>
     </w:p>
     <w:p>
@@ -1059,7 +1059,7 @@
           <w:sz w:val="26"/>
           <w:szCs w:val="26"/>
         </w:rPr>
-        <w:t xml:space="preserve">P. O. BOX </w:t>
+        <w:t xml:space="preserve">{{hospitalAddress}}</w:t>
       </w:r>
       <w:r>
         <w:rPr>
@@ -1068,7 +1068,7 @@
           <w:sz w:val="26"/>
           <w:szCs w:val="26"/>
         </w:rPr>
-        <w:t>AP 5</w:t>
+        <w:t/>
       </w:r>
       <w:r>
         <w:rPr>
@@ -1077,7 +1077,7 @@
           <w:sz w:val="26"/>
           <w:szCs w:val="26"/>
         </w:rPr>
-        <w:t>,</w:t>
+        <w:t/>
       </w:r>
       <w:r>
         <w:rPr>
@@ -1126,7 +1126,7 @@
           <w:sz w:val="26"/>
           <w:szCs w:val="26"/>
         </w:rPr>
-        <w:t>APAM</w:t>
+        <w:t/>
       </w:r>
       <w:r>
         <w:rPr>
@@ -1165,7 +1165,7 @@
           <w:sz w:val="26"/>
           <w:szCs w:val="26"/>
         </w:rPr>
-        <w:t>CENTRAL REGION</w:t>
+        <w:t/>
       </w:r>
     </w:p>
     <w:p>
@@ -2095,7 +2095,7 @@
           <w:sz w:val="26"/>
           <w:szCs w:val="26"/>
         </w:rPr>
-        <w:t>19</w:t>
+        <w:t>{{dateDay}}{{daySuffix}} day of {{dateMonth}}, {{dateYear}}</w:t>
       </w:r>
       <w:r>
         <w:rPr>
@@ -2107,7 +2107,7 @@
           <w:szCs w:val="26"/>
           <w:vertAlign w:val="superscript"/>
         </w:rPr>
-        <w:t xml:space="preserve">th </w:t>
+        <w:t xml:space="preserve"/>
       </w:r>
       <w:r>
         <w:rPr>
@@ -2118,7 +2118,7 @@
           <w:sz w:val="26"/>
           <w:szCs w:val="26"/>
         </w:rPr>
-        <w:t>day</w:t>
+        <w:t/>
       </w:r>
       <w:r>
         <w:rPr>
@@ -2129,7 +2129,7 @@
           <w:sz w:val="26"/>
           <w:szCs w:val="26"/>
         </w:rPr>
-        <w:t xml:space="preserve"> </w:t>
+        <w:t xml:space="preserve"/>
       </w:r>
       <w:r>
         <w:rPr>
@@ -2140,7 +2140,7 @@
           <w:sz w:val="26"/>
           <w:szCs w:val="26"/>
         </w:rPr>
-        <w:t xml:space="preserve">of </w:t>
+        <w:t xml:space="preserve"/>
       </w:r>
       <w:r>
         <w:rPr>
@@ -2151,7 +2151,7 @@
           <w:sz w:val="26"/>
           <w:szCs w:val="26"/>
         </w:rPr>
-        <w:t>February</w:t>
+        <w:t/>
       </w:r>
       <w:r>
         <w:rPr>
@@ -2164,7 +2164,7 @@
           <w:sz w:val="26"/>
           <w:szCs w:val="26"/>
         </w:rPr>
-        <w:t>, 202</w:t>
+        <w:t/>
       </w:r>
       <w:r>
         <w:rPr>
@@ -2177,7 +2177,7 @@
           <w:sz w:val="26"/>
           <w:szCs w:val="26"/>
         </w:rPr>
-        <w:t>6</w:t>
+        <w:t/>
       </w:r>
       <w:r>
         <w:rPr>
